--- a/Fase 1/Evidencias Grupales/1.5_GuiaEstudiante_Fase 1_Definicion Proyecto APT (Español).docx
+++ b/Fase 1/Evidencias Grupales/1.5_GuiaEstudiante_Fase 1_Definicion Proyecto APT (Español).docx
@@ -169,18 +169,8 @@
                                       <w:color w:val="1F3864"/>
                                       <w:sz w:val="48"/>
                                     </w:rPr>
-                                    <w:t xml:space="preserve">Asignatura </w:t>
+                                    <w:t>Asignatura Capstone</w:t>
                                   </w:r>
-                                  <w:proofErr w:type="spellStart"/>
-                                  <w:r>
-                                    <w:rPr>
-                                      <w:b/>
-                                      <w:color w:val="1F3864"/>
-                                      <w:sz w:val="48"/>
-                                    </w:rPr>
-                                    <w:t>Capstone</w:t>
-                                  </w:r>
-                                  <w:proofErr w:type="spellEnd"/>
                                 </w:p>
                               </w:txbxContent>
                             </wps:txbx>
@@ -291,18 +281,8 @@
                                 <w:color w:val="1F3864"/>
                                 <w:sz w:val="48"/>
                               </w:rPr>
-                              <w:t xml:space="preserve">Asignatura </w:t>
+                              <w:t>Asignatura Capstone</w:t>
                             </w:r>
-                            <w:proofErr w:type="spellStart"/>
-                            <w:r>
-                              <w:rPr>
-                                <w:b/>
-                                <w:color w:val="1F3864"/>
-                                <w:sz w:val="48"/>
-                              </w:rPr>
-                              <w:t>Capstone</w:t>
-                            </w:r>
-                            <w:proofErr w:type="spellEnd"/>
                           </w:p>
                         </w:txbxContent>
                       </v:textbox>
@@ -868,23 +848,7 @@
               </w:rPr>
             </w:pPr>
             <w:r>
-              <w:t>Desarrollo de Software (Front-</w:t>
-            </w:r>
-            <w:proofErr w:type="spellStart"/>
-            <w:r>
-              <w:t>end</w:t>
-            </w:r>
-            <w:proofErr w:type="spellEnd"/>
-            <w:r>
-              <w:t xml:space="preserve"> y Back-</w:t>
-            </w:r>
-            <w:proofErr w:type="spellStart"/>
-            <w:r>
-              <w:t>end</w:t>
-            </w:r>
-            <w:proofErr w:type="spellEnd"/>
-            <w:r>
-              <w:t xml:space="preserve">), Administración y Modelamiento de Bases de Datos, Minería de Datos y Arquitectura de Soluciones de Inteligencia Artificial / Big Data. </w:t>
+              <w:t xml:space="preserve">Desarrollo de Software (Front-end y Back-end), Administración y Modelamiento de Bases de Datos, Minería de Datos y Arquitectura de Soluciones de Inteligencia Artificial / Big Data. </w:t>
             </w:r>
           </w:p>
         </w:tc>
@@ -1076,15 +1040,7 @@
               <w:jc w:val="both"/>
             </w:pPr>
             <w:r>
-              <w:t xml:space="preserve">Programar consultas o rutinas para manipular información de una base de datos de acuerdo con los requerimientos de la organización (específicamente para el pipeline de </w:t>
-            </w:r>
-            <w:proofErr w:type="spellStart"/>
-            <w:r>
-              <w:t>scraping</w:t>
-            </w:r>
-            <w:proofErr w:type="spellEnd"/>
-            <w:r>
-              <w:t xml:space="preserve"> y el sistema RAG).</w:t>
+              <w:t>Programar consultas o rutinas para manipular información de una base de datos de acuerdo con los requerimientos de la organización (específicamente para el pipeline de scraping y el sistema RAG).</w:t>
             </w:r>
           </w:p>
           <w:p>
@@ -1460,26 +1416,13 @@
               </w:rPr>
             </w:pPr>
             <w:r>
-              <w:t xml:space="preserve">Además de su impacto social y ciudadano, el proyecto Talos posee una relevancia directa para el campo laboral de la Ingeniería en Informática. El proyecto que se construye corresponde a perfiles técnicos vigentes y demandados en la industria: Ingeniero de Datos, Desarrollador </w:t>
-            </w:r>
-            <w:proofErr w:type="spellStart"/>
-            <w:r>
-              <w:t>Backend</w:t>
-            </w:r>
-            <w:proofErr w:type="spellEnd"/>
-            <w:r>
-              <w:t xml:space="preserve">, Especialista en Integración de IA y DevOps. La experiencia de diseñar, integrar y desplegar estos componentes bajo estándares de calidad y control de versiones prepara al equipo para roles </w:t>
-            </w:r>
-            <w:proofErr w:type="gramStart"/>
+              <w:t xml:space="preserve">Además de su impacto social y ciudadano, el proyecto Talos posee una relevancia directa para el campo laboral de la Ingeniería en Informática. El proyecto que se construye corresponde a perfiles técnicos vigentes y demandados en la industria: Ingeniero de Datos, Desarrollador Backend, Especialista en Integración de IA y DevOps. La experiencia de diseñar, integrar y desplegar estos componentes bajo estándares de calidad y control de versiones prepara al equipo para roles </w:t>
+            </w:r>
             <w:r>
               <w:t xml:space="preserve">vinculados </w:t>
             </w:r>
             <w:r>
-              <w:t xml:space="preserve"> a</w:t>
-            </w:r>
-            <w:proofErr w:type="gramEnd"/>
-            <w:r>
-              <w:t xml:space="preserve"> la arquitec</w:t>
+              <w:t xml:space="preserve"> a la arquitec</w:t>
             </w:r>
             <w:r>
               <w:t>t</w:t>
@@ -1538,15 +1481,7 @@
               <w:jc w:val="both"/>
             </w:pPr>
             <w:r>
-              <w:t>Talos es una herramienta analítica (</w:t>
-            </w:r>
-            <w:proofErr w:type="spellStart"/>
-            <w:r>
-              <w:t>hub</w:t>
-            </w:r>
-            <w:proofErr w:type="spellEnd"/>
-            <w:r>
-              <w:t xml:space="preserve"> de contingencia nacional) que entrega información estructurada sobre los sesgos de medios y artículos, permitiendo a los usuarios formar sus propios juicios críticos.</w:t>
+              <w:t>Talos es una herramienta analítica (hub de contingencia nacional) que entrega información estructurada sobre los sesgos de medios y artículos, permitiendo a los usuarios formar sus propios juicios críticos.</w:t>
             </w:r>
           </w:p>
           <w:p>
@@ -1599,23 +1534,7 @@
                 <w:sz w:val="20"/>
                 <w:szCs w:val="20"/>
               </w:rPr>
-              <w:t xml:space="preserve">Extracción de datos (ETL): Web </w:t>
-            </w:r>
-            <w:proofErr w:type="spellStart"/>
-            <w:r>
-              <w:rPr>
-                <w:sz w:val="20"/>
-                <w:szCs w:val="20"/>
-              </w:rPr>
-              <w:t>scraping</w:t>
-            </w:r>
-            <w:proofErr w:type="spellEnd"/>
-            <w:r>
-              <w:rPr>
-                <w:sz w:val="20"/>
-                <w:szCs w:val="20"/>
-              </w:rPr>
-              <w:t xml:space="preserve"> programado diario sobre portales de noticias nacionales.</w:t>
+              <w:t>Extracción de datos (ETL): Web scraping programado diario sobre portales de noticias nacionales.</w:t>
             </w:r>
           </w:p>
           <w:p>
@@ -1638,21 +1557,12 @@
                 <w:szCs w:val="20"/>
               </w:rPr>
             </w:pPr>
-            <w:proofErr w:type="spellStart"/>
             <w:r>
               <w:rPr>
                 <w:sz w:val="20"/>
                 <w:szCs w:val="20"/>
               </w:rPr>
-              <w:t>Clustering</w:t>
-            </w:r>
-            <w:proofErr w:type="spellEnd"/>
-            <w:r>
-              <w:rPr>
-                <w:sz w:val="20"/>
-                <w:szCs w:val="20"/>
-              </w:rPr>
-              <w:t xml:space="preserve"> de eventos: Agrupación semántica automatizada para asociar noticias de distintos medios bajo un mismo hecho noticioso.</w:t>
+              <w:t>Clustering de eventos: Agrupación semántica automatizada para asociar noticias de distintos medios bajo un mismo hecho noticioso.</w:t>
             </w:r>
           </w:p>
           <w:p>
@@ -1703,37 +1613,12 @@
                 <w:szCs w:val="20"/>
               </w:rPr>
             </w:pPr>
-            <w:proofErr w:type="spellStart"/>
             <w:r>
               <w:rPr>
                 <w:sz w:val="20"/>
                 <w:szCs w:val="20"/>
               </w:rPr>
-              <w:t>Backend</w:t>
-            </w:r>
-            <w:proofErr w:type="spellEnd"/>
-            <w:r>
-              <w:rPr>
-                <w:sz w:val="20"/>
-                <w:szCs w:val="20"/>
-              </w:rPr>
-              <w:t xml:space="preserve"> y Base de Datos: Persistencia relacional en PostgreSQL y exposición de servicios REST mediante </w:t>
-            </w:r>
-            <w:proofErr w:type="spellStart"/>
-            <w:r>
-              <w:rPr>
-                <w:sz w:val="20"/>
-                <w:szCs w:val="20"/>
-              </w:rPr>
-              <w:t>FastAPI</w:t>
-            </w:r>
-            <w:proofErr w:type="spellEnd"/>
-            <w:r>
-              <w:rPr>
-                <w:sz w:val="20"/>
-                <w:szCs w:val="20"/>
-              </w:rPr>
-              <w:t>.</w:t>
+              <w:t>Backend y Base de Datos: Persistencia relacional en PostgreSQL y exposición de servicios REST mediante FastAPI.</w:t>
             </w:r>
           </w:p>
           <w:p>
@@ -1756,37 +1641,12 @@
                 <w:szCs w:val="20"/>
               </w:rPr>
             </w:pPr>
-            <w:proofErr w:type="spellStart"/>
             <w:r>
               <w:rPr>
                 <w:sz w:val="20"/>
                 <w:szCs w:val="20"/>
               </w:rPr>
-              <w:t>Frontend</w:t>
-            </w:r>
-            <w:proofErr w:type="spellEnd"/>
-            <w:r>
-              <w:rPr>
-                <w:sz w:val="20"/>
-                <w:szCs w:val="20"/>
-              </w:rPr>
-              <w:t xml:space="preserve"> interactivo: Visualización pública con </w:t>
-            </w:r>
-            <w:proofErr w:type="spellStart"/>
-            <w:r>
-              <w:rPr>
-                <w:sz w:val="20"/>
-                <w:szCs w:val="20"/>
-              </w:rPr>
-              <w:t>feed</w:t>
-            </w:r>
-            <w:proofErr w:type="spellEnd"/>
-            <w:r>
-              <w:rPr>
-                <w:sz w:val="20"/>
-                <w:szCs w:val="20"/>
-              </w:rPr>
-              <w:t xml:space="preserve"> de noticias, barras de distribución de sesgo editorial, vista comparativa y métricas por medio.</w:t>
+              <w:t>Frontend interactivo: Visualización pública con feed de noticias, barras de distribución de sesgo editorial, vista comparativa y métricas por medio.</w:t>
             </w:r>
           </w:p>
           <w:p>
@@ -1838,23 +1698,7 @@
               <w:jc w:val="both"/>
             </w:pPr>
             <w:r>
-              <w:t>Las competencias seleccionadas son requerimientos técnicos directos para resolver la problemática: la construcción de la arquitectura y el modelo de datos relacional es el pilar que sostiene la persistencia y la escalabilidad del sistema; la programación de algoritmos de extracción (</w:t>
-            </w:r>
-            <w:proofErr w:type="spellStart"/>
-            <w:r>
-              <w:t>scraping</w:t>
-            </w:r>
-            <w:proofErr w:type="spellEnd"/>
-            <w:r>
-              <w:t xml:space="preserve">) y </w:t>
-            </w:r>
-            <w:proofErr w:type="spellStart"/>
-            <w:r>
-              <w:t>clustering</w:t>
-            </w:r>
-            <w:proofErr w:type="spellEnd"/>
-            <w:r>
-              <w:t xml:space="preserve"> semántico asegura la ingesta y agrupación de noticias de forma automatizada; y la capacidad de innovación se materializa al adaptar modelos de lenguaje (LLM) bajo esquemas JSON estrictos para analizar un problema social sin caer en sesgos generativos.</w:t>
+              <w:t>Las competencias seleccionadas son requerimientos técnicos directos para resolver la problemática: la construcción de la arquitectura y el modelo de datos relacional es el pilar que sostiene la persistencia y la escalabilidad del sistema; la programación de algoritmos de extracción (scraping) y clustering semántico asegura la ingesta y agrupación de noticias de forma automatizada; y la capacidad de innovación se materializa al adaptar modelos de lenguaje (LLM) bajo esquemas JSON estrictos para analizar un problema social sin caer en sesgos generativos.</w:t>
             </w:r>
           </w:p>
           <w:p>
@@ -1868,15 +1712,7 @@
               </w:rPr>
             </w:pPr>
             <w:r>
-              <w:t xml:space="preserve">Finalmente, las competencias de </w:t>
-            </w:r>
-            <w:proofErr w:type="spellStart"/>
-            <w:r>
-              <w:t>testing</w:t>
-            </w:r>
-            <w:proofErr w:type="spellEnd"/>
-            <w:r>
-              <w:t xml:space="preserve"> y calidad aseguran que los resultados de la extracción y del análisis de IA minimicen los falsos positivos y garanticen un producto final robusto y contenerizado con Docker.</w:t>
+              <w:t>Finalmente, las competencias de testing y calidad aseguran que los resultados de la extracción y del análisis de IA minimicen los falsos positivos y garanticen un producto final robusto y contenerizado con Docker.</w:t>
             </w:r>
           </w:p>
         </w:tc>
@@ -1962,63 +1798,7 @@
               <w:jc w:val="both"/>
             </w:pPr>
             <w:r>
-              <w:t xml:space="preserve">Los recursos necesarios son accesibles y en su mayoría de código abierto o gratuitos: Python (con librerías como </w:t>
-            </w:r>
-            <w:proofErr w:type="spellStart"/>
-            <w:r>
-              <w:t>BeautifulSoup</w:t>
-            </w:r>
-            <w:proofErr w:type="spellEnd"/>
-            <w:r>
-              <w:t xml:space="preserve">, </w:t>
-            </w:r>
-            <w:proofErr w:type="spellStart"/>
-            <w:r>
-              <w:t>trafilatura</w:t>
-            </w:r>
-            <w:proofErr w:type="spellEnd"/>
-            <w:r>
-              <w:t xml:space="preserve">, </w:t>
-            </w:r>
-            <w:proofErr w:type="spellStart"/>
-            <w:r>
-              <w:t>scikit-learn</w:t>
-            </w:r>
-            <w:proofErr w:type="spellEnd"/>
-            <w:r>
-              <w:t xml:space="preserve">, </w:t>
-            </w:r>
-            <w:proofErr w:type="spellStart"/>
-            <w:r>
-              <w:t>FastAPI</w:t>
-            </w:r>
-            <w:proofErr w:type="spellEnd"/>
-            <w:r>
-              <w:t xml:space="preserve">), Next.js / </w:t>
-            </w:r>
-            <w:proofErr w:type="spellStart"/>
-            <w:r>
-              <w:t>React</w:t>
-            </w:r>
-            <w:proofErr w:type="spellEnd"/>
-            <w:r>
-              <w:t xml:space="preserve"> con </w:t>
-            </w:r>
-            <w:proofErr w:type="spellStart"/>
-            <w:r>
-              <w:t>Tailwind</w:t>
-            </w:r>
-            <w:proofErr w:type="spellEnd"/>
-            <w:r>
-              <w:t xml:space="preserve"> CSS para el </w:t>
-            </w:r>
-            <w:proofErr w:type="spellStart"/>
-            <w:r>
-              <w:t>frontend</w:t>
-            </w:r>
-            <w:proofErr w:type="spellEnd"/>
-            <w:r>
-              <w:t>, PostgreSQL para la base de datos relacional, contenedores Docker y repositorio público en GitHub.</w:t>
+              <w:t>Los recursos necesarios son accesibles y en su mayoría de código abierto o gratuitos: Python (con librerías como BeautifulSoup, trafilatura, scikit-learn, FastAPI), Next.js / React con Tailwind CSS para el frontend, PostgreSQL para la base de datos relacional, contenedores Docker y repositorio público en GitHub.</w:t>
             </w:r>
           </w:p>
           <w:p>
@@ -2027,42 +1807,10 @@
               <w:jc w:val="both"/>
             </w:pPr>
             <w:r>
-              <w:t xml:space="preserve">El proyecto cuenta con un marco temporal factible a lo largo de las 18 semanas de la asignatura. Se estructurará el desarrollo del núcleo del software (extracción, </w:t>
-            </w:r>
-            <w:proofErr w:type="spellStart"/>
-            <w:r>
-              <w:t>backend</w:t>
-            </w:r>
-            <w:proofErr w:type="spellEnd"/>
-            <w:r>
-              <w:t xml:space="preserve">, integración LLM y </w:t>
-            </w:r>
-            <w:proofErr w:type="spellStart"/>
-            <w:r>
-              <w:t>frontend</w:t>
-            </w:r>
-            <w:proofErr w:type="spellEnd"/>
-            <w:r>
-              <w:t>) entre las semanas 5 y 1</w:t>
-            </w:r>
-            <w:r>
-              <w:t xml:space="preserve">4, cerrando el </w:t>
-            </w:r>
-            <w:proofErr w:type="spellStart"/>
-            <w:r>
-              <w:t>frontend</w:t>
-            </w:r>
-            <w:proofErr w:type="spellEnd"/>
-            <w:r>
-              <w:t xml:space="preserve"> en la </w:t>
-            </w:r>
-            <w:proofErr w:type="spellStart"/>
-            <w:r>
-              <w:t>semaan</w:t>
-            </w:r>
-            <w:proofErr w:type="spellEnd"/>
-            <w:r>
-              <w:t xml:space="preserve"> 14 según el Plan de Trabajo y la Carta Gantt.</w:t>
+              <w:t>El proyecto cuenta con un marco temporal factible a lo largo de las 18 semanas de la asignatura. Se estructurará el desarrollo del núcleo del software (extracción, backend, integración LLM y frontend) entre las semanas 5 y 1</w:t>
+            </w:r>
+            <w:r>
+              <w:t>4, cerrando el frontend en la semaan 14 según el Plan de Trabajo y la Carta Gantt.</w:t>
             </w:r>
             <w:r>
               <w:t xml:space="preserve"> Las semanas 14 y 15 se dedicarán a pruebas de calidad (QA), refinamiento de esquemas y corrección de falsos positivos en el modelo, asegurando que el producto esté optimizado y desplegado para la entrega final y defensa ante la comisión.</w:t>
@@ -2083,31 +1831,7 @@
               <w:jc w:val="both"/>
             </w:pPr>
             <w:r>
-              <w:t xml:space="preserve">Para mitigar riesgos técnicos derivados de la experimentación con </w:t>
-            </w:r>
-            <w:proofErr w:type="spellStart"/>
-            <w:r>
-              <w:t>LLMs</w:t>
-            </w:r>
-            <w:proofErr w:type="spellEnd"/>
-            <w:r>
-              <w:t>, se descarta el sobrecosto de fine-</w:t>
-            </w:r>
-            <w:proofErr w:type="spellStart"/>
-            <w:r>
-              <w:t>tuning</w:t>
-            </w:r>
-            <w:proofErr w:type="spellEnd"/>
-            <w:r>
-              <w:t xml:space="preserve"> local y se utiliza la API de Claude parametrizada con validación estricta en esquemas </w:t>
-            </w:r>
-            <w:proofErr w:type="spellStart"/>
-            <w:r>
-              <w:t>Pydantic</w:t>
-            </w:r>
-            <w:proofErr w:type="spellEnd"/>
-            <w:r>
-              <w:t>, garantizando respuestas estructuradas sin comprometer los plazos.</w:t>
+              <w:t>Para mitigar riesgos técnicos derivados de la experimentación con LLMs, se descarta el sobrecosto de fine-tuning local y se utiliza la API de Claude parametrizada con validación estricta en esquemas Pydantic, garantizando respuestas estructuradas sin comprometer los plazos.</w:t>
             </w:r>
           </w:p>
         </w:tc>
@@ -2313,23 +2037,7 @@
               <w:jc w:val="both"/>
             </w:pPr>
             <w:r>
-              <w:t>Desarrollar una plataforma web analítica (</w:t>
-            </w:r>
-            <w:proofErr w:type="spellStart"/>
-            <w:r>
-              <w:t>hub</w:t>
-            </w:r>
-            <w:proofErr w:type="spellEnd"/>
-            <w:r>
-              <w:t xml:space="preserve"> de contingencia nacional) basada en una arquitectura desacoplada y contenerizada con Docker, que mediante procesamiento de lenguaje natural y web </w:t>
-            </w:r>
-            <w:proofErr w:type="spellStart"/>
-            <w:r>
-              <w:t>scraping</w:t>
-            </w:r>
-            <w:proofErr w:type="spellEnd"/>
-            <w:r>
-              <w:t xml:space="preserve"> centralice, clasifique y compare el sesgo editorial de noticias de prensa nacional para permitir a los usuarios formar sus propios juicios críticos.</w:t>
+              <w:t>Desarrollar una plataforma web analítica (hub de contingencia nacional) basada en una arquitectura desacoplada y contenerizada con Docker, que mediante procesamiento de lenguaje natural y web scraping centralice, clasifique y compare el sesgo editorial de noticias de prensa nacional para permitir a los usuarios formar sus propios juicios críticos.</w:t>
             </w:r>
           </w:p>
         </w:tc>
@@ -2369,15 +2077,7 @@
               <w:jc w:val="both"/>
             </w:pPr>
             <w:r>
-              <w:t xml:space="preserve">Implementar un pipeline de extracción automatizada (web </w:t>
-            </w:r>
-            <w:proofErr w:type="spellStart"/>
-            <w:r>
-              <w:t>scraping</w:t>
-            </w:r>
-            <w:proofErr w:type="spellEnd"/>
-            <w:r>
-              <w:t>) que recolecte noticias de al menos 5 medios nacionales de distintos espectros editoriales.</w:t>
+              <w:t>Implementar un pipeline de extracción automatizada (web scraping) que recolecte noticias de al menos 5 medios nacionales de distintos espectros editoriales.</w:t>
             </w:r>
           </w:p>
           <w:p>
@@ -2392,15 +2092,7 @@
               <w:jc w:val="both"/>
             </w:pPr>
             <w:r>
-              <w:t xml:space="preserve">Desarrollar un módulo de </w:t>
-            </w:r>
-            <w:proofErr w:type="spellStart"/>
-            <w:r>
-              <w:t>clustering</w:t>
-            </w:r>
-            <w:proofErr w:type="spellEnd"/>
-            <w:r>
-              <w:t xml:space="preserve"> semántico que agrupe automáticamente coberturas de distintos medios correspondientes a un mismo hecho noticioso.</w:t>
+              <w:t>Desarrollar un módulo de clustering semántico que agrupe automáticamente coberturas de distintos medios correspondientes a un mismo hecho noticioso.</w:t>
             </w:r>
           </w:p>
           <w:p>
@@ -2430,73 +2122,7 @@
               <w:jc w:val="both"/>
             </w:pPr>
             <w:r>
-              <w:t xml:space="preserve">Diseñar e implementar el modelo de datos relacional en PostgreSQL y la API REST en </w:t>
-            </w:r>
-            <w:proofErr w:type="spellStart"/>
-            <w:r>
-              <w:t>FastAPI</w:t>
-            </w:r>
-            <w:proofErr w:type="spellEnd"/>
-            <w:r>
-              <w:t xml:space="preserve"> para la gestión y consulta estructurada de eventos y </w:t>
-            </w:r>
-            <w:proofErr w:type="spellStart"/>
-            <w:proofErr w:type="gramStart"/>
-            <w:r>
-              <w:t>análisis.Construir</w:t>
-            </w:r>
-            <w:proofErr w:type="spellEnd"/>
-            <w:proofErr w:type="gramEnd"/>
-            <w:r>
-              <w:t xml:space="preserve"> un </w:t>
-            </w:r>
-            <w:proofErr w:type="spellStart"/>
-            <w:r>
-              <w:t>frontend</w:t>
-            </w:r>
-            <w:proofErr w:type="spellEnd"/>
-            <w:r>
-              <w:t xml:space="preserve"> web intuitivo y responsivo en Next.js con </w:t>
-            </w:r>
-            <w:proofErr w:type="spellStart"/>
-            <w:r>
-              <w:t>Tailwind</w:t>
-            </w:r>
-            <w:proofErr w:type="spellEnd"/>
-            <w:r>
-              <w:t xml:space="preserve"> CSS que muestre los resultados en un </w:t>
-            </w:r>
-            <w:proofErr w:type="spellStart"/>
-            <w:r>
-              <w:t>feed</w:t>
-            </w:r>
-            <w:proofErr w:type="spellEnd"/>
-            <w:r>
-              <w:t xml:space="preserve"> filtrable, comparador editorial (</w:t>
-            </w:r>
-            <w:proofErr w:type="spellStart"/>
-            <w:r>
-              <w:t>Left</w:t>
-            </w:r>
-            <w:proofErr w:type="spellEnd"/>
-            <w:r>
-              <w:t xml:space="preserve">, Center, </w:t>
-            </w:r>
-            <w:proofErr w:type="spellStart"/>
-            <w:r>
-              <w:t>Right</w:t>
-            </w:r>
-            <w:proofErr w:type="spellEnd"/>
-            <w:r>
-              <w:t xml:space="preserve">) y estadísticas por medio.  Diseñar y ejecutar un plan de pruebas de calidad (unitarias y de integración) y empaquetar la solución completa utilizando Docker y Docker </w:t>
-            </w:r>
-            <w:proofErr w:type="spellStart"/>
-            <w:r>
-              <w:t>Compose</w:t>
-            </w:r>
-            <w:proofErr w:type="spellEnd"/>
-            <w:r>
-              <w:t xml:space="preserve"> bajo un repositorio público de GitHub.</w:t>
+              <w:t>Diseñar e implementar el modelo de datos relacional en PostgreSQL y la API REST en FastAPI para la gestión y consulta estructurada de eventos y análisis.Construir un frontend web intuitivo y responsivo en Next.js con Tailwind CSS que muestre los resultados en un feed filtrable, comparador editorial (Left, Center, Right) y estadísticas por medio.  Diseñar y ejecutar un plan de pruebas de calidad (unitarias y de integración) y empaquetar la solución completa utilizando Docker y Docker Compose bajo un repositorio público de GitHub.</w:t>
             </w:r>
           </w:p>
         </w:tc>
@@ -2678,39 +2304,7 @@
               <w:jc w:val="both"/>
             </w:pPr>
             <w:r>
-              <w:t xml:space="preserve">Para abordar la problemática de fragmentación y sesgo editorial en los medios digitales, el desarrollo de la plataforma Talos se gestionará mediante el marco ágil Kanban. Esta metodología permite sostener un flujo de trabajo continuo, adaptable y modular, lo cual resulta indispensable para absorber la experimentación técnica asociada a la extracción no estructurada de datos (web </w:t>
-            </w:r>
-            <w:proofErr w:type="spellStart"/>
-            <w:r>
-              <w:t>scraping</w:t>
-            </w:r>
-            <w:proofErr w:type="spellEnd"/>
-            <w:r>
-              <w:t>) y a la configuración determinista de esquemas JSON con modelos de lenguaje grande (</w:t>
-            </w:r>
-            <w:proofErr w:type="spellStart"/>
-            <w:r>
-              <w:t>LLMs</w:t>
-            </w:r>
-            <w:proofErr w:type="spellEnd"/>
-            <w:r>
-              <w:t xml:space="preserve">). El control del proyecto se llevará a cabo mediante un tablero digital público en GitHub </w:t>
-            </w:r>
-            <w:proofErr w:type="spellStart"/>
-            <w:r>
-              <w:t>Projects</w:t>
-            </w:r>
-            <w:proofErr w:type="spellEnd"/>
-            <w:r>
-              <w:t xml:space="preserve"> estructurado en cinco estados: Backlog, Análisis/Diseño, En Progreso, Pruebas/Validación y Terminado, aplicando un límite estricto de trabajo en progreso (WIP </w:t>
-            </w:r>
-            <w:proofErr w:type="spellStart"/>
-            <w:r>
-              <w:t>Limit</w:t>
-            </w:r>
-            <w:proofErr w:type="spellEnd"/>
-            <w:r>
-              <w:t xml:space="preserve"> de 2 tareas simultáneas por estado activo) para evitar cuellos de botella y garantizar que cada componente quede completamente probado y documentado antes de avanzar al siguiente.</w:t>
+              <w:t>Para abordar la problemática de fragmentación y sesgo editorial en los medios digitales, el desarrollo de la plataforma Talos se gestionará mediante el marco ágil Kanban. Esta metodología permite sostener un flujo de trabajo continuo, adaptable y modular, lo cual resulta indispensable para absorber la experimentación técnica asociada a la extracción no estructurada de datos (web scraping) y a la configuración determinista de esquemas JSON con modelos de lenguaje grande (LLMs). El control del proyecto se llevará a cabo mediante un tablero digital público en GitHub Projects estructurado en cinco estados: Backlog, Análisis/Diseño, En Progreso, Pruebas/Validación y Terminado, aplicando un límite estricto de trabajo en progreso (WIP Limit de 2 tareas simultáneas por estado activo) para evitar cuellos de botella y garantizar que cada componente quede completamente probado y documentado antes de avanzar al siguiente.</w:t>
             </w:r>
           </w:p>
           <w:p>
@@ -2719,103 +2313,7 @@
               <w:jc w:val="both"/>
             </w:pPr>
             <w:r>
-              <w:t xml:space="preserve">La distribución de funciones y responsabilidades del equipo de trabajo se divide de forma equilibrada según los componentes de la arquitectura: Valentina Puentes asume la responsabilidad de la arquitectura general, el diseño del modelo relacional en PostgreSQL, la construcción de la API REST en </w:t>
-            </w:r>
-            <w:proofErr w:type="spellStart"/>
-            <w:r>
-              <w:t>FastAPI</w:t>
-            </w:r>
-            <w:proofErr w:type="spellEnd"/>
-            <w:r>
-              <w:t xml:space="preserve">, la integración del cliente NLP con la API de Claude (validado estrictamente con </w:t>
-            </w:r>
-            <w:proofErr w:type="spellStart"/>
-            <w:r>
-              <w:t>Pydantic</w:t>
-            </w:r>
-            <w:proofErr w:type="spellEnd"/>
-            <w:r>
-              <w:t xml:space="preserve">) y las tareas de DevOps enfocadas en la </w:t>
-            </w:r>
-            <w:proofErr w:type="spellStart"/>
-            <w:r>
-              <w:t>contenerización</w:t>
-            </w:r>
-            <w:proofErr w:type="spellEnd"/>
-            <w:r>
-              <w:t xml:space="preserve"> con Docker, Docker </w:t>
-            </w:r>
-            <w:proofErr w:type="spellStart"/>
-            <w:r>
-              <w:t>Compose</w:t>
-            </w:r>
-            <w:proofErr w:type="spellEnd"/>
-            <w:r>
-              <w:t xml:space="preserve"> y automatización con GitHub </w:t>
-            </w:r>
-            <w:proofErr w:type="spellStart"/>
-            <w:r>
-              <w:t>Actions</w:t>
-            </w:r>
-            <w:proofErr w:type="spellEnd"/>
-            <w:r>
-              <w:t xml:space="preserve">. Por su parte, Cristóbal Sotelo se encarga del pipeline de ingeniería de datos (desarrollo de </w:t>
-            </w:r>
-            <w:proofErr w:type="spellStart"/>
-            <w:r>
-              <w:t>scrapers</w:t>
-            </w:r>
-            <w:proofErr w:type="spellEnd"/>
-            <w:r>
-              <w:t xml:space="preserve"> web con </w:t>
-            </w:r>
-            <w:proofErr w:type="spellStart"/>
-            <w:r>
-              <w:t>BeautifulSoup</w:t>
-            </w:r>
-            <w:proofErr w:type="spellEnd"/>
-            <w:r>
-              <w:t xml:space="preserve"> y </w:t>
-            </w:r>
-            <w:proofErr w:type="spellStart"/>
-            <w:r>
-              <w:t>trafilatura</w:t>
-            </w:r>
-            <w:proofErr w:type="spellEnd"/>
-            <w:r>
-              <w:t xml:space="preserve">), la implementación del algoritmo de </w:t>
-            </w:r>
-            <w:proofErr w:type="spellStart"/>
-            <w:r>
-              <w:t>clustering</w:t>
-            </w:r>
-            <w:proofErr w:type="spellEnd"/>
-            <w:r>
-              <w:t xml:space="preserve"> semántico mediante TF-IDF, y la maquetación y desarrollo del </w:t>
-            </w:r>
-            <w:proofErr w:type="spellStart"/>
-            <w:r>
-              <w:t>frontend</w:t>
-            </w:r>
-            <w:proofErr w:type="spellEnd"/>
-            <w:r>
-              <w:t xml:space="preserve"> interactivo en Next.js con </w:t>
-            </w:r>
-            <w:proofErr w:type="spellStart"/>
-            <w:r>
-              <w:t>Tailwind</w:t>
-            </w:r>
-            <w:proofErr w:type="spellEnd"/>
-            <w:r>
-              <w:t xml:space="preserve"> CSS y </w:t>
-            </w:r>
-            <w:proofErr w:type="spellStart"/>
-            <w:r>
-              <w:t>Recharts</w:t>
-            </w:r>
-            <w:proofErr w:type="spellEnd"/>
-            <w:r>
-              <w:t>. Las tareas de aseguramiento de calidad (QA) incluyendo el diseño y ejecución de pruebas unitarias y de integración, la elaboración de diagramas UML formales y la redacción de informes técnicos serán ejecutadas de manera conjunta por ambos integrantes.</w:t>
+              <w:t>La distribución de funciones y responsabilidades del equipo de trabajo se divide de forma equilibrada según los componentes de la arquitectura: Valentina Puentes asume la responsabilidad de la arquitectura general, el diseño del modelo relacional en PostgreSQL, la construcción de la API REST en FastAPI, la integración del cliente NLP con la API de Claude (validado estrictamente con Pydantic) y las tareas de DevOps enfocadas en la contenerización con Docker, Docker Compose y automatización con GitHub Actions. Por su parte, Cristóbal Sotelo se encarga del pipeline de ingeniería de datos (desarrollo de scrapers web con BeautifulSoup y trafilatura), la implementación del algoritmo de clustering semántico mediante TF-IDF, y la maquetación y desarrollo del frontend interactivo en Next.js con Tailwind CSS y Recharts. Las tareas de aseguramiento de calidad (QA) incluyendo el diseño y ejecución de pruebas unitarias y de integración, la elaboración de diagramas UML formales y la redacción de informes técnicos serán ejecutadas de manera conjunta por ambos integrantes.</w:t>
             </w:r>
           </w:p>
         </w:tc>
@@ -3174,31 +2672,7 @@
               <w:jc w:val="both"/>
             </w:pPr>
             <w:r>
-              <w:t xml:space="preserve">Documento técnico con Diagrama Entidad-Relación (DER), diagramas UML (casos de uso, secuencia, componentes), scripts de </w:t>
-            </w:r>
-            <w:proofErr w:type="spellStart"/>
-            <w:r>
-              <w:t>scraping</w:t>
-            </w:r>
-            <w:proofErr w:type="spellEnd"/>
-            <w:r>
-              <w:t xml:space="preserve"> operativos y </w:t>
-            </w:r>
-            <w:proofErr w:type="spellStart"/>
-            <w:r>
-              <w:t>endpoints</w:t>
-            </w:r>
-            <w:proofErr w:type="spellEnd"/>
-            <w:r>
-              <w:t xml:space="preserve"> base en </w:t>
-            </w:r>
-            <w:proofErr w:type="spellStart"/>
-            <w:r>
-              <w:t>FastAPI</w:t>
-            </w:r>
-            <w:proofErr w:type="spellEnd"/>
-            <w:r>
-              <w:t>.</w:t>
+              <w:t>Documento técnico con Diagrama Entidad-Relación (DER), diagramas UML (casos de uso, secuencia, componentes), scripts de scraping operativos y endpoints base en FastAPI.</w:t>
             </w:r>
           </w:p>
         </w:tc>
@@ -3270,23 +2744,7 @@
               <w:jc w:val="both"/>
             </w:pPr>
             <w:r>
-              <w:t xml:space="preserve">Repositorio público con </w:t>
-            </w:r>
-            <w:proofErr w:type="spellStart"/>
-            <w:r>
-              <w:t>commits</w:t>
-            </w:r>
-            <w:proofErr w:type="spellEnd"/>
-            <w:r>
-              <w:t xml:space="preserve"> trazables, archivo README.md obligatorio, configuración de </w:t>
-            </w:r>
-            <w:proofErr w:type="spellStart"/>
-            <w:r>
-              <w:t>docker-compose.yml</w:t>
-            </w:r>
-            <w:proofErr w:type="spellEnd"/>
-            <w:r>
-              <w:t xml:space="preserve"> y tablero Kanban activo.</w:t>
+              <w:t>Repositorio público con commits trazables, archivo README.md obligatorio, configuración de docker-compose.yml y tablero Kanban activo.</w:t>
             </w:r>
           </w:p>
         </w:tc>
@@ -3304,15 +2762,7 @@
               <w:jc w:val="both"/>
             </w:pPr>
             <w:r>
-              <w:t xml:space="preserve">Demuestra el avance continuo del código, estandarización de entornos locales y cumplimiento de las buenas prácticas de </w:t>
-            </w:r>
-            <w:proofErr w:type="spellStart"/>
-            <w:r>
-              <w:t>versionamiento</w:t>
-            </w:r>
-            <w:proofErr w:type="spellEnd"/>
-            <w:r>
-              <w:t xml:space="preserve"> exigidas. </w:t>
+              <w:t xml:space="preserve">Demuestra el avance continuo del código, estandarización de entornos locales y cumplimiento de las buenas prácticas de versionamiento exigidas. </w:t>
             </w:r>
           </w:p>
         </w:tc>
@@ -3438,15 +2888,7 @@
               <w:jc w:val="both"/>
             </w:pPr>
             <w:r>
-              <w:t xml:space="preserve">Aplicación web completa y responsiva (Next.js + </w:t>
-            </w:r>
-            <w:proofErr w:type="spellStart"/>
-            <w:r>
-              <w:t>FastAPI</w:t>
-            </w:r>
-            <w:proofErr w:type="spellEnd"/>
-            <w:r>
-              <w:t xml:space="preserve"> + PostgreSQL + NLP) desplegada en la nube y accesible mediante URL pública.</w:t>
+              <w:t>Aplicación web completa y responsiva (Next.js + FastAPI + PostgreSQL + NLP) desplegada en la nube y accesible mediante URL pública.</w:t>
             </w:r>
           </w:p>
         </w:tc>
@@ -3753,21 +3195,7 @@
               <w:rPr>
                 <w:color w:val="1F3864"/>
               </w:rPr>
-              <w:t xml:space="preserve">Nombre </w:t>
-            </w:r>
-            <w:proofErr w:type="gramStart"/>
-            <w:r>
-              <w:rPr>
-                <w:color w:val="1F3864"/>
-              </w:rPr>
-              <w:t>de  Actividades</w:t>
-            </w:r>
-            <w:proofErr w:type="gramEnd"/>
-            <w:r>
-              <w:rPr>
-                <w:color w:val="1F3864"/>
-              </w:rPr>
-              <w:t>/Tareas</w:t>
+              <w:t>Nombre de  Actividades/Tareas</w:t>
             </w:r>
           </w:p>
         </w:tc>
@@ -4040,15 +3468,7 @@
               <w:jc w:val="both"/>
             </w:pPr>
             <w:r>
-              <w:t xml:space="preserve">Modelamiento de datos relacionales.  Desarrollo de software </w:t>
-            </w:r>
-            <w:proofErr w:type="spellStart"/>
-            <w:r>
-              <w:t>backend</w:t>
-            </w:r>
-            <w:proofErr w:type="spellEnd"/>
-            <w:r>
-              <w:t xml:space="preserve">. </w:t>
+              <w:t xml:space="preserve">Modelamiento de datos relacionales.  Desarrollo de software backend. </w:t>
             </w:r>
           </w:p>
         </w:tc>
@@ -4061,15 +3481,7 @@
               <w:jc w:val="both"/>
             </w:pPr>
             <w:r>
-              <w:t xml:space="preserve">Módulo de Base de Datos y </w:t>
-            </w:r>
-            <w:proofErr w:type="spellStart"/>
-            <w:r>
-              <w:t>Backend</w:t>
-            </w:r>
-            <w:proofErr w:type="spellEnd"/>
-            <w:r>
-              <w:t xml:space="preserve"> Base</w:t>
+              <w:t>Módulo de Base de Datos y Backend Base</w:t>
             </w:r>
           </w:p>
         </w:tc>
@@ -4082,31 +3494,7 @@
               <w:jc w:val="both"/>
             </w:pPr>
             <w:r>
-              <w:t xml:space="preserve">Diseño del modelo relacional en PostgreSQL, configuración de </w:t>
-            </w:r>
-            <w:proofErr w:type="spellStart"/>
-            <w:r>
-              <w:t>FastAPI</w:t>
-            </w:r>
-            <w:proofErr w:type="spellEnd"/>
-            <w:r>
-              <w:t xml:space="preserve">, ORM </w:t>
-            </w:r>
-            <w:proofErr w:type="spellStart"/>
-            <w:r>
-              <w:t>SQLAlchemy</w:t>
-            </w:r>
-            <w:proofErr w:type="spellEnd"/>
-            <w:r>
-              <w:t xml:space="preserve"> y migraciones con </w:t>
-            </w:r>
-            <w:proofErr w:type="spellStart"/>
-            <w:r>
-              <w:t>Alembic</w:t>
-            </w:r>
-            <w:proofErr w:type="spellEnd"/>
-            <w:r>
-              <w:t>.</w:t>
+              <w:t>Diseño del modelo relacional en PostgreSQL, configuración de FastAPI, ORM SQLAlchemy y migraciones con Alembic.</w:t>
             </w:r>
           </w:p>
         </w:tc>
@@ -4119,15 +3507,7 @@
               <w:jc w:val="both"/>
             </w:pPr>
             <w:r>
-              <w:t xml:space="preserve">PostgreSQL, </w:t>
-            </w:r>
-            <w:proofErr w:type="spellStart"/>
-            <w:r>
-              <w:t>FastAPI</w:t>
-            </w:r>
-            <w:proofErr w:type="spellEnd"/>
-            <w:r>
-              <w:t>, Docker, Python.</w:t>
+              <w:t>PostgreSQL, FastAPI, Docker, Python.</w:t>
             </w:r>
           </w:p>
         </w:tc>
@@ -4143,15 +3523,7 @@
               <w:jc w:val="both"/>
             </w:pPr>
             <w:r>
-              <w:t xml:space="preserve">Semanas 5 a </w:t>
-            </w:r>
-            <w:proofErr w:type="gramStart"/>
-            <w:r>
-              <w:t>7 .</w:t>
-            </w:r>
-            <w:proofErr w:type="gramEnd"/>
-            <w:r>
-              <w:t xml:space="preserve"> </w:t>
+              <w:t xml:space="preserve">Semanas 5 a 7 . </w:t>
             </w:r>
           </w:p>
         </w:tc>
@@ -4181,15 +3553,7 @@
               <w:jc w:val="both"/>
             </w:pPr>
             <w:r>
-              <w:t xml:space="preserve">Dificultad: Inconsistencia en esquemas de datos. Se mitiga con </w:t>
-            </w:r>
-            <w:proofErr w:type="spellStart"/>
-            <w:r>
-              <w:t>Pydantic</w:t>
-            </w:r>
-            <w:proofErr w:type="spellEnd"/>
-            <w:r>
-              <w:t>.</w:t>
+              <w:t>Dificultad: Inconsistencia en esquemas de datos. Se mitiga con Pydantic.</w:t>
             </w:r>
           </w:p>
         </w:tc>
@@ -4225,15 +3589,7 @@
             </w:pPr>
             <w:r>
               <w:lastRenderedPageBreak/>
-              <w:t xml:space="preserve">Pipeline de Ingesta (ETL) y </w:t>
-            </w:r>
-            <w:proofErr w:type="spellStart"/>
-            <w:r>
-              <w:t>Clustering</w:t>
-            </w:r>
-            <w:proofErr w:type="spellEnd"/>
-            <w:r>
-              <w:t xml:space="preserve"> </w:t>
+              <w:t xml:space="preserve">Pipeline de Ingesta (ETL) y Clustering </w:t>
             </w:r>
           </w:p>
         </w:tc>
@@ -4246,31 +3602,7 @@
               <w:jc w:val="both"/>
             </w:pPr>
             <w:r>
-              <w:t xml:space="preserve">Desarrollo de scripts de web </w:t>
-            </w:r>
-            <w:proofErr w:type="spellStart"/>
-            <w:r>
-              <w:t>scraping</w:t>
-            </w:r>
-            <w:proofErr w:type="spellEnd"/>
-            <w:r>
-              <w:t xml:space="preserve"> (</w:t>
-            </w:r>
-            <w:proofErr w:type="spellStart"/>
-            <w:r>
-              <w:t>trafilatura</w:t>
-            </w:r>
-            <w:proofErr w:type="spellEnd"/>
-            <w:r>
-              <w:t>/</w:t>
-            </w:r>
-            <w:proofErr w:type="spellStart"/>
-            <w:r>
-              <w:t>BeautifulSoup</w:t>
-            </w:r>
-            <w:proofErr w:type="spellEnd"/>
-            <w:r>
-              <w:t xml:space="preserve">), normalización de texto y algoritmo </w:t>
+              <w:t xml:space="preserve">Desarrollo de scripts de web scraping (trafilatura/BeautifulSoup), normalización de texto y algoritmo </w:t>
             </w:r>
             <w:r>
               <w:lastRenderedPageBreak/>
@@ -4288,23 +3620,7 @@
             </w:pPr>
             <w:r>
               <w:lastRenderedPageBreak/>
-              <w:t xml:space="preserve">Python, </w:t>
-            </w:r>
-            <w:proofErr w:type="spellStart"/>
-            <w:r>
-              <w:t>BeautifulSoup</w:t>
-            </w:r>
-            <w:proofErr w:type="spellEnd"/>
-            <w:r>
-              <w:t xml:space="preserve">, </w:t>
-            </w:r>
-            <w:proofErr w:type="spellStart"/>
-            <w:r>
-              <w:t>scikit-learn</w:t>
-            </w:r>
-            <w:proofErr w:type="spellEnd"/>
-            <w:r>
-              <w:t>.</w:t>
+              <w:t>Python, BeautifulSoup, scikit-learn.</w:t>
             </w:r>
           </w:p>
         </w:tc>
@@ -4350,15 +3666,7 @@
               <w:jc w:val="both"/>
             </w:pPr>
             <w:r>
-              <w:t xml:space="preserve">Dificultad: Cambios en HTML de fuentes web. Se mitiga con </w:t>
-            </w:r>
-            <w:proofErr w:type="spellStart"/>
-            <w:r>
-              <w:t>parsers</w:t>
-            </w:r>
-            <w:proofErr w:type="spellEnd"/>
-            <w:r>
-              <w:t xml:space="preserve"> de respaldo.</w:t>
+              <w:t>Dificultad: Cambios en HTML de fuentes web. Se mitiga con parsers de respaldo.</w:t>
             </w:r>
           </w:p>
         </w:tc>
@@ -4402,15 +3710,7 @@
               <w:jc w:val="both"/>
             </w:pPr>
             <w:r>
-              <w:t xml:space="preserve">Implementación del cliente de inferencia, diseño de </w:t>
-            </w:r>
-            <w:proofErr w:type="spellStart"/>
-            <w:r>
-              <w:t>prompts</w:t>
-            </w:r>
-            <w:proofErr w:type="spellEnd"/>
-            <w:r>
-              <w:t xml:space="preserve"> analíticos estructurados para clasificación temática/tono y validación de esquemas de salida JSON.</w:t>
+              <w:t>Implementación del cliente de inferencia, diseño de prompts analíticos estructurados para clasificación temática/tono y validación de esquemas de salida JSON.</w:t>
             </w:r>
           </w:p>
         </w:tc>
@@ -4429,21 +3729,7 @@
               <w:rPr>
                 <w:lang w:val="en-US"/>
               </w:rPr>
-              <w:t xml:space="preserve">Claude API SDK, </w:t>
-            </w:r>
-            <w:proofErr w:type="spellStart"/>
-            <w:r>
-              <w:rPr>
-                <w:lang w:val="en-US"/>
-              </w:rPr>
-              <w:t>Pydantic</w:t>
-            </w:r>
-            <w:proofErr w:type="spellEnd"/>
-            <w:r>
-              <w:rPr>
-                <w:lang w:val="en-US"/>
-              </w:rPr>
-              <w:t>, Python.</w:t>
+              <w:t>Claude API SDK, Pydantic, Python.</w:t>
             </w:r>
           </w:p>
         </w:tc>
@@ -4507,13 +3793,8 @@
               <w:jc w:val="both"/>
             </w:pPr>
             <w:r>
-              <w:t xml:space="preserve">Desarrollo de software </w:t>
-            </w:r>
-            <w:proofErr w:type="spellStart"/>
-            <w:r>
-              <w:t>frontend</w:t>
-            </w:r>
-            <w:proofErr w:type="spellEnd"/>
+              <w:t>Desarrollo de software frontend</w:t>
+            </w:r>
           </w:p>
         </w:tc>
         <w:tc>
@@ -4525,15 +3806,7 @@
               <w:jc w:val="both"/>
             </w:pPr>
             <w:r>
-              <w:t xml:space="preserve">Desarrollo de </w:t>
-            </w:r>
-            <w:proofErr w:type="spellStart"/>
-            <w:r>
-              <w:t>Frontend</w:t>
-            </w:r>
-            <w:proofErr w:type="spellEnd"/>
-            <w:r>
-              <w:t xml:space="preserve"> y Vistas UI</w:t>
+              <w:t>Desarrollo de Frontend y Vistas UI</w:t>
             </w:r>
           </w:p>
         </w:tc>
@@ -4546,31 +3819,7 @@
               <w:jc w:val="both"/>
             </w:pPr>
             <w:r>
-              <w:t xml:space="preserve">Construcción de interfaz responsiva en Next.js con </w:t>
-            </w:r>
-            <w:proofErr w:type="spellStart"/>
-            <w:r>
-              <w:t>Tailwind</w:t>
-            </w:r>
-            <w:proofErr w:type="spellEnd"/>
-            <w:r>
-              <w:t xml:space="preserve"> CSS: </w:t>
-            </w:r>
-            <w:proofErr w:type="spellStart"/>
-            <w:r>
-              <w:t>Feed</w:t>
-            </w:r>
-            <w:proofErr w:type="spellEnd"/>
-            <w:r>
-              <w:t xml:space="preserve"> interactivo, carrusel, filtros, comparador editorial (</w:t>
-            </w:r>
-            <w:proofErr w:type="spellStart"/>
-            <w:r>
-              <w:t>Bias</w:t>
-            </w:r>
-            <w:proofErr w:type="spellEnd"/>
-            <w:r>
-              <w:t xml:space="preserve"> Bar) y gráficos estadísticos.</w:t>
+              <w:t>Construcción de interfaz responsiva en Next.js con Tailwind CSS: Feed interactivo, carrusel, filtros, comparador editorial (Bias Bar) y gráficos estadísticos.</w:t>
             </w:r>
           </w:p>
         </w:tc>
@@ -4635,15 +3884,7 @@
               <w:jc w:val="both"/>
             </w:pPr>
             <w:r>
-              <w:t xml:space="preserve">Facilitador: La disponibilidad temprana de </w:t>
-            </w:r>
-            <w:proofErr w:type="spellStart"/>
-            <w:r>
-              <w:t>endpoints</w:t>
-            </w:r>
-            <w:proofErr w:type="spellEnd"/>
-            <w:r>
-              <w:t xml:space="preserve"> REST desacoplados agiliza la integración.</w:t>
+              <w:t>Facilitador: La disponibilidad temprana de endpoints REST desacoplados agiliza la integración.</w:t>
             </w:r>
           </w:p>
         </w:tc>
@@ -4687,23 +3928,7 @@
               <w:jc w:val="both"/>
             </w:pPr>
             <w:r>
-              <w:t xml:space="preserve">Ejecución de pruebas unitarias y de integración, construcción de </w:t>
-            </w:r>
-            <w:proofErr w:type="spellStart"/>
-            <w:r>
-              <w:t>docker-compose.yml</w:t>
-            </w:r>
-            <w:proofErr w:type="spellEnd"/>
-            <w:r>
-              <w:t xml:space="preserve">, despliegue en plataformas </w:t>
-            </w:r>
-            <w:proofErr w:type="spellStart"/>
-            <w:r>
-              <w:t>cloud</w:t>
-            </w:r>
-            <w:proofErr w:type="spellEnd"/>
-            <w:r>
-              <w:t xml:space="preserve"> y redacción del manual técnico.</w:t>
+              <w:t>Ejecución de pruebas unitarias y de integración, construcción de docker-compose.yml, despliegue en plataformas cloud y redacción del manual técnico.</w:t>
             </w:r>
           </w:p>
         </w:tc>
@@ -4718,28 +3943,12 @@
                 <w:lang w:val="en-US"/>
               </w:rPr>
             </w:pPr>
-            <w:proofErr w:type="spellStart"/>
             <w:r>
               <w:rPr>
                 <w:lang w:val="en-US"/>
               </w:rPr>
-              <w:t>Pytest</w:t>
-            </w:r>
-            <w:proofErr w:type="spellEnd"/>
-            <w:r>
-              <w:rPr>
-                <w:lang w:val="en-US"/>
-              </w:rPr>
-              <w:t xml:space="preserve">, Docker Compose, Render, </w:t>
-            </w:r>
-            <w:proofErr w:type="spellStart"/>
-            <w:r>
-              <w:rPr>
-                <w:lang w:val="en-US"/>
-              </w:rPr>
-              <w:t>Vercel</w:t>
-            </w:r>
-            <w:proofErr w:type="spellEnd"/>
+              <w:t>Pytest, Docker Compose, Render, Vercel</w:t>
+            </w:r>
           </w:p>
         </w:tc>
         <w:tc>
@@ -4815,13 +4024,8 @@
               <w:jc w:val="both"/>
             </w:pPr>
             <w:r>
-              <w:t xml:space="preserve">Cierre Documental e Ítems en </w:t>
-            </w:r>
-            <w:proofErr w:type="gramStart"/>
-            <w:r>
-              <w:t>Inglés</w:t>
-            </w:r>
-            <w:proofErr w:type="gramEnd"/>
+              <w:t>Cierre Documental e Ítems en Inglés</w:t>
+            </w:r>
           </w:p>
         </w:tc>
         <w:tc>
@@ -4833,15 +4037,7 @@
               <w:jc w:val="both"/>
             </w:pPr>
             <w:r>
-              <w:t xml:space="preserve">Redacción del </w:t>
-            </w:r>
-            <w:proofErr w:type="spellStart"/>
-            <w:r>
-              <w:t>Abstract</w:t>
-            </w:r>
-            <w:proofErr w:type="spellEnd"/>
-            <w:r>
-              <w:t xml:space="preserve"> bilingüe, conclusiones individuales y reflexión en inglés, y preparación del material para la presentación ante la comisión.</w:t>
+              <w:t>Redacción del Abstract bilingüe, conclusiones individuales y reflexión en inglés, y preparación del material para la presentación ante la comisión.</w:t>
             </w:r>
           </w:p>
         </w:tc>
@@ -4854,15 +4050,7 @@
               <w:jc w:val="both"/>
             </w:pPr>
             <w:r>
-              <w:t xml:space="preserve">Plantillas formales institucionales, rúbrica </w:t>
-            </w:r>
-            <w:proofErr w:type="spellStart"/>
-            <w:r>
-              <w:t>Capstone</w:t>
-            </w:r>
-            <w:proofErr w:type="spellEnd"/>
-            <w:r>
-              <w:t>.</w:t>
+              <w:t>Plantillas formales institucionales, rúbrica Capstone.</w:t>
             </w:r>
           </w:p>
         </w:tc>
@@ -5025,10 +4213,10 @@
     <w:p>
       <w:r>
         <w:drawing>
-          <wp:inline distT="0" distB="0" distL="0" distR="0" wp14:anchorId="5336CD68" wp14:editId="7CAD72FB">
-            <wp:extent cx="5400040" cy="2900045"/>
-            <wp:effectExtent l="0" t="0" r="0" b="0"/>
-            <wp:docPr id="7" name="Imagen 7"/>
+          <wp:inline distT="0" distB="0" distL="0" distR="0" wp14:anchorId="2F665849" wp14:editId="1017EA92">
+            <wp:extent cx="5400040" cy="2908300"/>
+            <wp:effectExtent l="0" t="0" r="0" b="6350"/>
+            <wp:docPr id="8" name="Imagen 8"/>
             <wp:cNvGraphicFramePr>
               <a:graphicFrameLocks xmlns:a="http://schemas.openxmlformats.org/drawingml/2006/main" noChangeAspect="1"/>
             </wp:cNvGraphicFramePr>
@@ -5048,7 +4236,7 @@
                   <pic:spPr>
                     <a:xfrm>
                       <a:off x="0" y="0"/>
-                      <a:ext cx="5400040" cy="2900045"/>
+                      <a:ext cx="5400040" cy="2908300"/>
                     </a:xfrm>
                     <a:prstGeom prst="rect">
                       <a:avLst/>
